--- a/tai-lieu-noi-bo/moscow/msu-main-building.docx
+++ b/tai-lieu-noi-bo/moscow/msu-main-building.docx
@@ -96,6 +96,22 @@
       </w:pPr>
       <w:r>
         <w:t>Mang tên Lomonosov, người sáng lập Đại học Moskva (1755); truyền cảm hứng cho Cung Văn hóa &amp; Khoa học Warsaw và logo Olympic Moskva 1980.</w:t>
+      </w:r>
+    </w:p>
+    <w:p>
+      <w:pPr>
+        <w:pStyle w:val="ListBullet"/>
+      </w:pPr>
+      <w:r>
+        <w:t>Ngôi sao năm cánh trên đỉnh chóp nặng khoảng 12 tấn; toàn tháp cao 239 m với chóp nhọn 58 m — giữ ngôi «toà nhà cao nhất châu Âu» suốt 37 năm (1953–1990).</w:t>
+      </w:r>
+    </w:p>
+    <w:p>
+      <w:pPr>
+        <w:pStyle w:val="ListBullet"/>
+      </w:pPr>
+      <w:r>
+        <w:t>Đến nay vẫn là toà nhà đại học cao nhất thế giới — một «thành phố thu nhỏ» với 36 tầng ở khối trung tâm.</w:t>
       </w:r>
     </w:p>
     <w:p>
@@ -399,6 +415,173 @@
       </w:pPr>
       <w:r>
         <w:t>Cuối cùng, đừng bỏ lỡ khung cảnh ngọn tháp về đêm. Khi màn đêm buông, tòa nhà được chiếu sáng và ngôi sao trên đỉnh nổi bật trên nền trời — một hình ảnh vừa tráng lệ vừa hoài niệm, gói trọn tinh thần của cả một thời đại. Với nhiều du khách, đây là khoảnh khắc đáng nhớ nhất.</w:t>
+      </w:r>
+    </w:p>
+    <w:p>
+      <w:pPr>
+        <w:pStyle w:val="Heading1"/>
+      </w:pPr>
+      <w:r>
+        <w:rPr>
+          <w:color w:val="152C4E"/>
+        </w:rPr>
+        <w:t>Ngọn tháp trung tâm, chóp nhọn &amp; ngôi sao vàng</w:t>
+      </w:r>
+    </w:p>
+    <w:p>
+      <w:pPr>
+        <w:jc w:val="both"/>
+      </w:pPr>
+      <w:r>
+        <w:t>«Hiện vật» lớn nhất chính là bản thân toà tháp. Khối trung tâm cao 36 tầng, đỉnh mái ở độ cao 182 m, bên trên là chóp nhọn (spire) cao 58 m, đưa tổng chiều cao lên 239 m. Trên cùng là một ngôi sao năm cánh mạ vàng nặng khoảng 12 tấn — không phải sao hồng ngọc như trên tháp Kremlin mà là sao ốp thuỷ tinh - kim loại lấp lánh dưới nắng.</w:t>
+      </w:r>
+    </w:p>
+    <w:p>
+      <w:pPr>
+        <w:jc w:val="both"/>
+      </w:pPr>
+      <w:r>
+        <w:t>Đây là toà cao nhất trong «Bảy Chị Em» (Sedm sestjor) — bảy toà nhà chọc trời kiểu Stalin xây ở Moskva giai đoạn 1947–1953. Kiến trúc «bánh cưới» tầng tầng lớp lớp, đối xứng nghiêm cẩn, vươn lên như một biểu tượng quyền lực và khát vọng của thời đại.</w:t>
+      </w:r>
+    </w:p>
+    <w:p>
+      <w:pPr>
+        <w:jc w:val="both"/>
+      </w:pPr>
+      <w:r>
+        <w:t>Gợi ý cách kể: cho khách đứng ở khoảng sân trước để thấy trọn dáng tháp vươn lên; nhắc rằng ngôi sao và chóp nhọn từng phải dát vật liệu đặc biệt để không bị xỉn màu — và rằng cả bảy «chị em» đều có mô-típ sao trên đỉnh.</w:t>
+      </w:r>
+    </w:p>
+    <w:p>
+      <w:pPr>
+        <w:pStyle w:val="Heading1"/>
+      </w:pPr>
+      <w:r>
+        <w:rPr>
+          <w:color w:val="152C4E"/>
+        </w:rPr>
+        <w:t>Hai tháp bên: đồng hồ, nhiệt kế &amp; áp kế khổng lồ</w:t>
+      </w:r>
+    </w:p>
+    <w:p>
+      <w:pPr>
+        <w:jc w:val="both"/>
+      </w:pPr>
+      <w:r>
+        <w:t>Hai bên khối tháp chính là hai tháp phụ mang những «mặt số» khổng lồ: một tháp gắn đồng hồ, tháp kia gắn nhiệt kế và áp kế cỡ lớn. Mặt đồng hồ đường kính khoảng 9 m — thuộc loại lớn nhất Moskva, kim dài tới vài mét, có thể đọc được từ rất xa.</w:t>
+      </w:r>
+    </w:p>
+    <w:p>
+      <w:pPr>
+        <w:jc w:val="both"/>
+      </w:pPr>
+      <w:r>
+        <w:t>Đây là chi tiết khách rất thích chụp và hỏi. Gợi ý cách kể: đố khách «theo bạn mặt tròn khổng lồ kia là đồng hồ hay… cái gì khác?» rồi tiết lộ đó là nhiệt kế/áp kế — một nét rất «khoa học» hợp với tinh thần của một trường đại học tổng hợp hàng đầu.</w:t>
+      </w:r>
+    </w:p>
+    <w:p>
+      <w:pPr>
+        <w:pStyle w:val="Heading1"/>
+      </w:pPr>
+      <w:r>
+        <w:rPr>
+          <w:color w:val="152C4E"/>
+        </w:rPr>
+        <w:t>Tượng sinh viên của Vera Mukhina &amp; tượng Lomonosov</w:t>
+      </w:r>
+    </w:p>
+    <w:p>
+      <w:pPr>
+        <w:jc w:val="both"/>
+      </w:pPr>
+      <w:r>
+        <w:t>Quanh chân toà nhà và trên các bệ là hệ thống điêu khắc tôn vinh tri thức và tuổi trẻ. Nổi tiếng nhất là nhóm tượng đôi nam - nữ sinh viên do nữ điêu khắc gia lừng danh Vera Mukhina (Вера Мухина) thực hiện — hình ảnh chàng và nàng sinh viên tự tin nhìn về tương lai, biểu tượng của thế hệ trí thức Xô Viết.</w:t>
+      </w:r>
+    </w:p>
+    <w:p>
+      <w:pPr>
+        <w:jc w:val="both"/>
+      </w:pPr>
+      <w:r>
+        <w:t>Trước mặt tiền chính, hướng ra khuôn viên, là tượng nhà bác học Mikhail Lomonosov (Михаил Ломоносов, 1711–1765) — người sáng lập Đại học Moskva năm 1755, do nhà điêu khắc N. Tomsky tạc. Trường mang tên ông (MGU – Đại học Tổng hợp Quốc gia Moskva mang tên Lomonosov).</w:t>
+      </w:r>
+    </w:p>
+    <w:p>
+      <w:pPr>
+        <w:jc w:val="both"/>
+      </w:pPr>
+      <w:r>
+        <w:t>Gợi ý cách kể: kể ngắn về Lomonosov — cậu bé con nhà chài lưới miền Bắc nước Nga đi bộ hàng nghìn cây số tới Moskva học hành và trở thành nhà bác học bách khoa vĩ đại. Một câu chuyện truyền cảm hứng, đặc biệt hợp với các đoàn có học sinh - sinh viên.</w:t>
+      </w:r>
+    </w:p>
+    <w:p>
+      <w:pPr>
+        <w:pStyle w:val="Heading1"/>
+      </w:pPr>
+      <w:r>
+        <w:rPr>
+          <w:color w:val="152C4E"/>
+        </w:rPr>
+        <w:t>Bên trong «thành phố thu nhỏ» &amp; những con số kỷ lục</w:t>
+      </w:r>
+    </w:p>
+    <w:p>
+      <w:pPr>
+        <w:jc w:val="both"/>
+      </w:pPr>
+      <w:r>
+        <w:t>Toà nhà được ví như một «thành phố khép kín»: bên trong không chỉ có giảng đường mà còn có ký túc xá, cung văn hoá, hội trường lớn, hồ bơi, cửa hàng, bưu điện, thậm chí có mã bưu chính riêng. Tổng chiều dài các hành lang được đồn đại lên tới hàng chục km (giai thoại phổ biến nói khoảng 33 km — con số mang tính tham khảo, cần kiểm chứng).</w:t>
+      </w:r>
+    </w:p>
+    <w:p>
+      <w:pPr>
+        <w:jc w:val="both"/>
+      </w:pPr>
+      <w:r>
+        <w:t>Những con số chắc chắn: công trình do kiến trúc sư Lev Rudnev chủ trì, kỹ sư kết cấu Vsevolod Nasonov, khởi công 1949 và khánh thành 1/9/1953; dùng hơn 40.000 tấn thép và khoảng 130.000 m³ bê tông. Nó là toà nhà cao nhất châu Âu suốt 37 năm (1953–1990, tới khi bị toà Messeturm ở Frankfurt vượt qua) và đến nay vẫn là toà nhà đại học cao nhất thế giới.</w:t>
+      </w:r>
+    </w:p>
+    <w:p>
+      <w:pPr>
+        <w:jc w:val="both"/>
+      </w:pPr>
+      <w:r>
+        <w:t>Lưu ý thực dụng để dặn khách: phần lớn nội thất là khu vực học tập - làm việc, KHÔNG mở cho khách du lịch tự do vào tham quan; khách chủ yếu chiêm ngưỡng và chụp ảnh từ bên ngoài và khuôn viên.</w:t>
+      </w:r>
+    </w:p>
+    <w:p>
+      <w:pPr>
+        <w:pStyle w:val="Heading1"/>
+      </w:pPr>
+      <w:r>
+        <w:rPr>
+          <w:color w:val="152C4E"/>
+        </w:rPr>
+        <w:t>Đài ngắm cảnh Đồi Chim Sẻ &amp; khuôn viên phía trước</w:t>
+      </w:r>
+    </w:p>
+    <w:p>
+      <w:pPr>
+        <w:jc w:val="both"/>
+      </w:pPr>
+      <w:r>
+        <w:t>Toà nhà toạ lạc trên Đồi Chim Sẻ (Воробьёвы горы / Vorobyovy Gory, thời Xô Viết gọi là Leninskie Gory) — điểm cao bên hữu ngạn sông Moskva. Ngay gần đó, phía bờ dốc nhìn xuống thành phố, là đài ngắm cảnh (smotrovaya ploshchadka) trứ danh: từ đây thấy toàn cảnh Moskva — sân vận động Luzhniki ngay dưới chân, xa xa là cụm nhà chọc trời Moscow-City.</w:t>
+      </w:r>
+    </w:p>
+    <w:p>
+      <w:pPr>
+        <w:jc w:val="both"/>
+      </w:pPr>
+      <w:r>
+        <w:t>Trước mặt tiền chính của trường là khuôn viên rộng với các đài phun nước, lối đi và hàng tượng bán thân các nhà khoa học Nga vĩ đại. Đây là nơi lý tưởng để chụp ảnh toàn cảnh toà tháp.</w:t>
+      </w:r>
+    </w:p>
+    <w:p>
+      <w:pPr>
+        <w:jc w:val="both"/>
+      </w:pPr>
+      <w:r>
+        <w:t>Gợi ý lịch trình: nhiều tour kết hợp đài ngắm cảnh Đồi Chim Sẻ (ngắm thành phố) với chụp ảnh toà nhà MGU — nên đi buổi chiều tạnh ráo để tầm nhìn xa và ánh sáng đẹp. Mùa cưới, rất đông đôi uyên ương Nga tới đây chụp ảnh, tạo không khí rất sống động.</w:t>
       </w:r>
     </w:p>
     <w:p>
@@ -921,6 +1104,51 @@
       </w:r>
     </w:p>
     <w:p>
+      <w:r>
+        <w:rPr>
+          <w:sz w:val="22"/>
+        </w:rPr>
+        <w:t xml:space="preserve">• Wikipedia (EN) — Main building of Moscow State University — </w:t>
+      </w:r>
+      <w:r>
+        <w:rPr>
+          <w:color w:val="204A86"/>
+          <w:sz w:val="20"/>
+        </w:rPr>
+        <w:t>https://en.wikipedia.org/wiki/Main_building_of_Moscow_State_University</w:t>
+      </w:r>
+    </w:p>
+    <w:p>
+      <w:r>
+        <w:rPr>
+          <w:sz w:val="22"/>
+        </w:rPr>
+        <w:t xml:space="preserve">• Wikipedia (EN) — Seven Sisters (Moscow) — </w:t>
+      </w:r>
+      <w:r>
+        <w:rPr>
+          <w:color w:val="204A86"/>
+          <w:sz w:val="20"/>
+        </w:rPr>
+        <w:t>https://en.wikipedia.org/wiki/Seven_Sisters_(Moscow)</w:t>
+      </w:r>
+    </w:p>
+    <w:p>
+      <w:r>
+        <w:rPr>
+          <w:sz w:val="22"/>
+        </w:rPr>
+        <w:t xml:space="preserve">• Wikipedia (EN) — Sparrow Hills — </w:t>
+      </w:r>
+      <w:r>
+        <w:rPr>
+          <w:color w:val="204A86"/>
+          <w:sz w:val="20"/>
+        </w:rPr>
+        <w:t>https://en.wikipedia.org/wiki/Sparrow_Hills</w:t>
+      </w:r>
+    </w:p>
+    <w:p>
       <w:pPr>
         <w:pStyle w:val="Heading2"/>
       </w:pPr>
@@ -997,11 +1225,47 @@
     <w:p>
       <w:r>
         <w:rPr>
+          <w:color w:val="5C6773"/>
+          <w:sz w:val="20"/>
+        </w:rPr>
+        <w:t>Wikipedia (EN): Main building of Moscow State University — thuộc «Bảy Chị Em», xây 1949–1953, khánh thành 1/9/1953, KTS Lev Rudnev, kỹ sư Vsevolod Nasonov; cao 239 m (mái 182 m, chóp 58 m), ngôi sao ~12 tấn, 36 tầng khối trung tâm, &gt;40.000 tấn thép, ~130.000 m³ bê tông; cao nhất châu Âu 1953–1990 (tới khi Messeturm Frankfurt vượt); nay vẫn là toà nhà đại học cao nhất thế giới; tượng đôi sinh viên của Vera Mukhina, tượng Lomonosov của N. Tomsky.</w:t>
+      </w:r>
+    </w:p>
+    <w:p>
+      <w:r>
+        <w:rPr>
+          <w:color w:val="5C6773"/>
+          <w:sz w:val="20"/>
+        </w:rPr>
+        <w:t>Wikipedia (EN): Seven Sisters (Moscow) — bối cảnh bảy toà nhà chọc trời kiểu Stalin xây 1947–1953.</w:t>
+      </w:r>
+    </w:p>
+    <w:p>
+      <w:r>
+        <w:rPr>
+          <w:color w:val="5C6773"/>
+          <w:sz w:val="20"/>
+        </w:rPr>
+        <w:t>Wikipedia (EN): Sparrow Hills — vị trí Đồi Chim Sẻ và đài ngắm cảnh nhìn ra Luzhniki, Moscow-City.</w:t>
+      </w:r>
+    </w:p>
+    <w:p>
+      <w:r>
+        <w:rPr>
+          <w:color w:val="5C6773"/>
+          <w:sz w:val="20"/>
+        </w:rPr>
+        <w:t>Lưu ý biên soạn: chi tiết mặt đồng hồ (~9 m) và tổng chiều dài hành lang (~33 km) là các con số lưu truyền phổ biến — nên kiểm chứng lại; nội thất trường không mở tham quan tự do.</w:t>
+      </w:r>
+    </w:p>
+    <w:p>
+      <w:r>
+        <w:rPr>
           <w:i/>
           <w:color w:val="5C6773"/>
           <w:sz w:val="18"/>
         </w:rPr>
-        <w:t>Tài liệu nội bộ — không dùng cho mục đích public. Biên soạn nguyên gốc, có dẫn nguồn. Cập nhật 2026-08-11.</w:t>
+        <w:t>Tài liệu nội bộ — không dùng cho mục đích public. Biên soạn nguyên gốc, có dẫn nguồn. Cập nhật 2026-09-28.</w:t>
       </w:r>
     </w:p>
     <w:sectPr>
